--- a/Computer Engineering, Software Engineering, Computer systems & their softwares/Annexes/CVs/CV_Department of Computer and software engineering/CV_Jorayev_Olim.docx
+++ b/Computer Engineering, Software Engineering, Computer systems & their softwares/Annexes/CVs/CV_Department of Computer and software engineering/CV_Jorayev_Olim.docx
@@ -52,7 +52,7 @@
                 <w:iCs/>
                 <w:lang w:val="en-GB"/>
               </w:rPr>
-              <w:t>PERSONAL INFORMATION</w:t>
+              <w:t>SHAXSIY MA'LUMOTLAR</w:t>
             </w:r>
           </w:p>
         </w:tc>
@@ -88,7 +88,7 @@
                 <w:bCs/>
                 <w:lang w:val="en-GB"/>
               </w:rPr>
-              <w:t>Full name</w:t>
+              <w:t>To'liq ism</w:t>
             </w:r>
           </w:p>
         </w:tc>
@@ -171,14 +171,13 @@
                 <w:bCs/>
                 <w:lang w:val="en-GB"/>
               </w:rPr>
-              <w:t>Academic degree and title</w:t>
-            </w:r>
-            <w:r>
-              <w:rPr>
-                <w:rFonts w:asciiTheme="minorBidi" w:hAnsiTheme="minorBidi"/>
-                <w:lang w:val="en-GB"/>
-              </w:rPr>
-              <w:t xml:space="preserve"> </w:t>
+              <w:t>Ilmiy daraja va unvon</w:t>
+            </w:r>
+            <w:r>
+              <w:rPr>
+                <w:rFonts w:asciiTheme="minorBidi" w:hAnsiTheme="minorBidi"/>
+                <w:lang w:val="en-GB"/>
+              </w:rPr>
             </w:r>
           </w:p>
         </w:tc>
@@ -245,7 +244,7 @@
                 <w:b/>
                 <w:bCs/>
               </w:rPr>
-              <w:t>Current</w:t>
+              <w:t>Hozirgi lavozim</w:t>
             </w:r>
             <w:proofErr w:type="spellEnd"/>
             <w:r>
@@ -254,7 +253,6 @@
                 <w:b/>
                 <w:bCs/>
               </w:rPr>
-              <w:t xml:space="preserve"> Position</w:t>
             </w:r>
           </w:p>
         </w:tc>
@@ -320,7 +318,7 @@
                 <w:b/>
                 <w:bCs/>
               </w:rPr>
-              <w:t>Research Field</w:t>
+              <w:t>Tadqiqot sohasi</w:t>
             </w:r>
           </w:p>
         </w:tc>
@@ -394,7 +392,7 @@
                 <w:iCs/>
                 <w:lang w:val="en-GB"/>
               </w:rPr>
-              <w:t>EDUCATIONAL BACKGROUND</w:t>
+              <w:t>TA'LIM MA'LUMOTLARI</w:t>
             </w:r>
           </w:p>
         </w:tc>
@@ -433,7 +431,7 @@
                 <w:iCs/>
                 <w:lang w:val="en-GB"/>
               </w:rPr>
-              <w:t>Degree</w:t>
+              <w:t>Daraja</w:t>
             </w:r>
           </w:p>
         </w:tc>
@@ -469,7 +467,7 @@
                 <w:bCs/>
                 <w:iCs/>
               </w:rPr>
-              <w:t>Program</w:t>
+              <w:t>Dastur va malaka</w:t>
             </w:r>
             <w:proofErr w:type="spellEnd"/>
             <w:r>
@@ -479,7 +477,6 @@
                 <w:bCs/>
                 <w:iCs/>
               </w:rPr>
-              <w:t xml:space="preserve"> &amp; </w:t>
             </w:r>
             <w:proofErr w:type="spellStart"/>
             <w:r>
@@ -489,7 +486,6 @@
                 <w:bCs/>
                 <w:iCs/>
               </w:rPr>
-              <w:t>Qualification</w:t>
             </w:r>
             <w:proofErr w:type="spellEnd"/>
           </w:p>
@@ -528,7 +524,7 @@
                 <w:iCs/>
                 <w:lang w:val="en-GB"/>
               </w:rPr>
-              <w:t>HEI</w:t>
+              <w:t>OTM</w:t>
             </w:r>
           </w:p>
         </w:tc>
@@ -564,7 +560,7 @@
                 <w:bCs/>
                 <w:iCs/>
               </w:rPr>
-              <w:t>Year</w:t>
+              <w:t>Yil</w:t>
             </w:r>
           </w:p>
         </w:tc>
@@ -602,7 +598,7 @@
                 <w:bCs/>
                 <w:iCs/>
               </w:rPr>
-              <w:t>Bachelor</w:t>
+              <w:t>Bakalavr</w:t>
             </w:r>
           </w:p>
         </w:tc>
@@ -669,7 +665,7 @@
                 <w:iCs/>
                 <w:lang w:val="en-GB"/>
               </w:rPr>
-              <w:t>Termez State University</w:t>
+              <w:t>Termiz davlat universiteti</w:t>
             </w:r>
           </w:p>
         </w:tc>
@@ -737,7 +733,7 @@
                 <w:bCs/>
                 <w:iCs/>
               </w:rPr>
-              <w:t>Master</w:t>
+              <w:t>Magistr</w:t>
             </w:r>
           </w:p>
         </w:tc>
@@ -802,7 +798,7 @@
                 <w:iCs/>
                 <w:lang w:val="en-GB"/>
               </w:rPr>
-              <w:t>Termez State University</w:t>
+              <w:t>Termiz davlat universiteti</w:t>
             </w:r>
           </w:p>
         </w:tc>
@@ -933,7 +929,7 @@
                 <w:rFonts w:asciiTheme="minorBidi" w:hAnsiTheme="minorBidi"/>
                 <w:iCs/>
               </w:rPr>
-              <w:t>Termez State University</w:t>
+              <w:t>Termiz davlat universiteti</w:t>
             </w:r>
           </w:p>
         </w:tc>
@@ -1141,7 +1137,7 @@
                 <w:iCs/>
                 <w:lang w:val="en-GB"/>
               </w:rPr>
-              <w:t>PROFESSIONAL CAREER</w:t>
+              <w:t>KASBIY FAOLIYAT</w:t>
             </w:r>
           </w:p>
         </w:tc>
@@ -1177,14 +1173,13 @@
                 <w:bCs/>
                 <w:lang w:val="sv-SE"/>
               </w:rPr>
-              <w:t>Position</w:t>
+              <w:t>Lavozim</w:t>
             </w:r>
             <w:r>
               <w:rPr>
                 <w:rFonts w:asciiTheme="minorBidi" w:hAnsiTheme="minorBidi"/>
                 <w:lang w:val="sv-SE"/>
               </w:rPr>
-              <w:t xml:space="preserve"> </w:t>
             </w:r>
           </w:p>
         </w:tc>
@@ -1219,7 +1214,7 @@
                 <w:bCs/>
                 <w:lang w:val="en-US"/>
               </w:rPr>
-              <w:t>Organization</w:t>
+              <w:t>Tashkilot</w:t>
             </w:r>
           </w:p>
         </w:tc>
@@ -1255,7 +1250,7 @@
                 <w:bCs/>
                 <w:lang w:val="en-US"/>
               </w:rPr>
-              <w:t>Duration</w:t>
+              <w:t>Davr</w:t>
             </w:r>
           </w:p>
         </w:tc>
@@ -1289,7 +1284,7 @@
                 <w:rFonts w:asciiTheme="minorBidi" w:hAnsiTheme="minorBidi"/>
                 <w:lang w:val="en-US"/>
               </w:rPr>
-              <w:t>Teacher</w:t>
+              <w:t>O'qituvchi</w:t>
             </w:r>
           </w:p>
         </w:tc>
@@ -1463,7 +1458,7 @@
                 <w:rFonts w:asciiTheme="minorBidi" w:hAnsiTheme="minorBidi"/>
                 <w:lang w:val="en-US"/>
               </w:rPr>
-              <w:t>Termez State University</w:t>
+              <w:t>Termiz davlat universiteti</w:t>
             </w:r>
           </w:p>
         </w:tc>
@@ -1559,7 +1554,7 @@
                 <w:rFonts w:asciiTheme="minorBidi" w:hAnsiTheme="minorBidi"/>
                 <w:lang w:val="en-US"/>
               </w:rPr>
-              <w:t>Termez State University</w:t>
+              <w:t>Termiz davlat universiteti</w:t>
             </w:r>
           </w:p>
         </w:tc>
@@ -1655,7 +1650,7 @@
                 <w:rFonts w:asciiTheme="minorBidi" w:hAnsiTheme="minorBidi"/>
                 <w:lang w:val="en-US"/>
               </w:rPr>
-              <w:t>Termez State University</w:t>
+              <w:t>Termiz davlat universiteti</w:t>
             </w:r>
           </w:p>
         </w:tc>
@@ -1726,8 +1721,7 @@
                 <w:bCs/>
                 <w:iCs/>
               </w:rPr>
-              <w:lastRenderedPageBreak/>
-              <w:t>PROFESSIONAL MEMBERSHIPS &amp; SCIENTIFIC ACTIVITY</w:t>
+              <w:t>KASBIY A'ZOLIKLAR VA ILMIY FAOLIYAT</w:t>
             </w:r>
           </w:p>
         </w:tc>
@@ -1763,7 +1757,7 @@
                 <w:b/>
                 <w:bCs/>
               </w:rPr>
-              <w:t>Organization</w:t>
+              <w:t>Tashkilot</w:t>
             </w:r>
             <w:proofErr w:type="spellEnd"/>
           </w:p>
@@ -1800,7 +1794,7 @@
                 <w:b/>
                 <w:bCs/>
               </w:rPr>
-              <w:t>Position</w:t>
+              <w:t>Lavozim</w:t>
             </w:r>
           </w:p>
         </w:tc>
@@ -1836,7 +1830,7 @@
                 <w:b/>
                 <w:bCs/>
               </w:rPr>
-              <w:t>Year</w:t>
+              <w:t>Yil</w:t>
             </w:r>
           </w:p>
         </w:tc>
@@ -1962,13 +1956,12 @@
                 <w:b/>
                 <w:bCs/>
               </w:rPr>
-              <w:t>RESEARCH AND DEVELOPMENT PROJECTS (LAST 5 YEARS)</w:t>
-            </w:r>
-            <w:r>
-              <w:rPr>
-                <w:rFonts w:asciiTheme="minorBidi" w:hAnsiTheme="minorBidi"/>
-              </w:rPr>
-              <w:t xml:space="preserve"> </w:t>
+              <w:t>TADQIQOT VA ISHLAB CHIQISH LOYIHALARI (SO'NGGI 5 YIL)</w:t>
+            </w:r>
+            <w:r>
+              <w:rPr>
+                <w:rFonts w:asciiTheme="minorBidi" w:hAnsiTheme="minorBidi"/>
+              </w:rPr>
             </w:r>
           </w:p>
         </w:tc>
@@ -2040,7 +2033,7 @@
                 <w:b/>
                 <w:bCs/>
               </w:rPr>
-              <w:t>INDUSTRY COLLABORATIONS (LAST 5 YEARS)</w:t>
+              <w:t>SANOAT HAMKORLIKLARI (SO'NGGI 5 YIL)</w:t>
             </w:r>
           </w:p>
         </w:tc>
@@ -2112,7 +2105,7 @@
                 <w:b/>
                 <w:bCs/>
               </w:rPr>
-              <w:t xml:space="preserve">PATENTS AND INTELLECTUAL PROPERTY RIGHTS </w:t>
+              <w:t>PATENTLAR VA INTELLEKTUAL MULK HUQUQLARI</w:t>
             </w:r>
           </w:p>
         </w:tc>
@@ -2184,7 +2177,7 @@
                 <w:b/>
                 <w:bCs/>
               </w:rPr>
-              <w:t>SCIENTIFIC ARTICLES AND PUBLICATIONS (LAST 5 YEARS)</w:t>
+              <w:t>ILMIY MAQOLALAR VA NASHRLAR (SO'NGGI 5 YIL)</w:t>
             </w:r>
             <w:r>
               <w:rPr>
@@ -2192,7 +2185,6 @@
                 <w:i/>
                 <w:iCs/>
               </w:rPr>
-              <w:t xml:space="preserve"> </w:t>
             </w:r>
           </w:p>
         </w:tc>
